--- a/data/Yeasaleh_Resume.docx
+++ b/data/Yeasaleh_Resume.docx
@@ -316,7 +316,12 @@
           <w:szCs w:val="24"/>
           <w:rtl w:val="0"/>
         </w:rPr>
-        <w:t xml:space="preserve">JavaScript, TypeScript, React.js, Next.js, Redux Toolkit, Zustand, Tailwind CSS, Vitest, Framer </w:t>
+        <w:t xml:space="preserve">JavaScript, TypeScript, React.js, Next.js, Redux Toolkit, Zustand, Tailwind CSS, Vitest, Framer  Motion, GSAP, React Spring, Lottie-web, Mixpanel</w:t>
+      </w:r>
+      <w:r>
+        <w:rPr>
+          <w:rtl w:val="0"/>
+        </w:rPr>
       </w:r>
     </w:p>
     <w:p>
@@ -331,16 +336,22 @@
       <w:r>
         <w:rPr>
           <w:rFonts w:ascii="Calibri" w:cs="Calibri" w:eastAsia="Calibri" w:hAnsi="Calibri"/>
-          <w:sz w:val="24"/>
-          <w:szCs w:val="24"/>
-          <w:rtl w:val="0"/>
-        </w:rPr>
-        <w:t xml:space="preserve">                    Motion, GSAP, React Spring, Lottie-web, Mixpanel</w:t>
-      </w:r>
-      <w:r>
-        <w:rPr>
-          <w:rtl w:val="0"/>
-        </w:rPr>
+          <w:b w:val="1"/>
+          <w:bCs w:val="1"/>
+          <w:sz w:val="24"/>
+          <w:szCs w:val="24"/>
+          <w:rtl w:val="0"/>
+        </w:rPr>
+        <w:t xml:space="preserve">Back-End:</w:t>
+      </w:r>
+      <w:r>
+        <w:rPr>
+          <w:rFonts w:ascii="Calibri" w:cs="Calibri" w:eastAsia="Calibri" w:hAnsi="Calibri"/>
+          <w:sz w:val="24"/>
+          <w:szCs w:val="24"/>
+          <w:rtl w:val="0"/>
+        </w:rPr>
+        <w:t xml:space="preserve">  Node.js, Express.js, Python, FastAPI, SQL, Postgres, Prisma, MySQL, REST API, AWS, GraphQL, Supabase</w:t>
       </w:r>
     </w:p>
     <w:p>
@@ -348,55 +359,8 @@
         <w:spacing w:line="240" w:lineRule="auto"/>
         <w:rPr>
           <w:rFonts w:ascii="Calibri" w:cs="Calibri" w:eastAsia="Calibri" w:hAnsi="Calibri"/>
-          <w:sz w:val="24"/>
-          <w:szCs w:val="24"/>
-        </w:rPr>
-      </w:pPr>
-      <w:r>
-        <w:rPr>
-          <w:rFonts w:ascii="Calibri" w:cs="Calibri" w:eastAsia="Calibri" w:hAnsi="Calibri"/>
-          <w:b w:val="1"/>
-          <w:bCs w:val="1"/>
-          <w:sz w:val="24"/>
-          <w:szCs w:val="24"/>
-          <w:rtl w:val="0"/>
-        </w:rPr>
-        <w:t xml:space="preserve">Back-End:</w:t>
-      </w:r>
-      <w:r>
-        <w:rPr>
-          <w:rFonts w:ascii="Calibri" w:cs="Calibri" w:eastAsia="Calibri" w:hAnsi="Calibri"/>
-          <w:sz w:val="24"/>
-          <w:szCs w:val="24"/>
-          <w:rtl w:val="0"/>
-        </w:rPr>
-        <w:t xml:space="preserve">  Node.js, Express.js, Python, FastAPI, SQL, Postgres, Prisma, MySQL, REST API, AWS,  </w:t>
-      </w:r>
-    </w:p>
-    <w:p>
-      <w:pPr>
-        <w:spacing w:line="240" w:lineRule="auto"/>
-        <w:rPr>
-          <w:rFonts w:ascii="Calibri" w:cs="Calibri" w:eastAsia="Calibri" w:hAnsi="Calibri"/>
-          <w:sz w:val="24"/>
-          <w:szCs w:val="24"/>
-        </w:rPr>
-      </w:pPr>
-      <w:r>
-        <w:rPr>
-          <w:rFonts w:ascii="Calibri" w:cs="Calibri" w:eastAsia="Calibri" w:hAnsi="Calibri"/>
-          <w:sz w:val="24"/>
-          <w:szCs w:val="24"/>
-          <w:rtl w:val="0"/>
-        </w:rPr>
-        <w:t xml:space="preserve">                    GraphQL, Supabase</w:t>
-      </w:r>
-    </w:p>
-    <w:p>
-      <w:pPr>
-        <w:spacing w:line="240" w:lineRule="auto"/>
-        <w:rPr>
-          <w:rFonts w:ascii="Calibri" w:cs="Calibri" w:eastAsia="Calibri" w:hAnsi="Calibri"/>
+          <w:b w:val="1"/>
+          <w:bCs w:val="1"/>
           <w:sz w:val="24"/>
           <w:szCs w:val="24"/>
         </w:rPr>
@@ -419,47 +383,7 @@
           <w:szCs w:val="24"/>
           <w:rtl w:val="0"/>
         </w:rPr>
-        <w:t xml:space="preserve">Firebase, Vite, Webpack, Babel, JWT, Jenkins, Jira, Trello, Bitbucket, Zoho Desk, </w:t>
-      </w:r>
-    </w:p>
-    <w:p>
-      <w:pPr>
-        <w:spacing w:line="240" w:lineRule="auto"/>
-        <w:rPr>
-          <w:rFonts w:ascii="Calibri" w:cs="Calibri" w:eastAsia="Calibri" w:hAnsi="Calibri"/>
-          <w:sz w:val="24"/>
-          <w:szCs w:val="24"/>
-        </w:rPr>
-      </w:pPr>
-      <w:r>
-        <w:rPr>
-          <w:rFonts w:ascii="Calibri" w:cs="Calibri" w:eastAsia="Calibri" w:hAnsi="Calibri"/>
-          <w:sz w:val="24"/>
-          <w:szCs w:val="24"/>
-          <w:rtl w:val="0"/>
-        </w:rPr>
-        <w:t xml:space="preserve">                                           MailerLite, Stripe, LemonSqueezy, Paytm, WeWeb, Make.com, Zapier, GitHub Copilot, </w:t>
-      </w:r>
-    </w:p>
-    <w:p>
-      <w:pPr>
-        <w:spacing w:line="240" w:lineRule="auto"/>
-        <w:rPr>
-          <w:rFonts w:ascii="Calibri" w:cs="Calibri" w:eastAsia="Calibri" w:hAnsi="Calibri"/>
-          <w:b w:val="1"/>
-          <w:bCs w:val="1"/>
-          <w:sz w:val="24"/>
-          <w:szCs w:val="24"/>
-        </w:rPr>
-      </w:pPr>
-      <w:r>
-        <w:rPr>
-          <w:rFonts w:ascii="Calibri" w:cs="Calibri" w:eastAsia="Calibri" w:hAnsi="Calibri"/>
-          <w:sz w:val="24"/>
-          <w:szCs w:val="24"/>
-          <w:rtl w:val="0"/>
-        </w:rPr>
-        <w:t xml:space="preserve">                                           Bolt.new, Antigrative, Google AI Studio, Claude, Firecrawl</w:t>
+        <w:t xml:space="preserve">Firebase, Vite, Webpack, Babel, JWT, Jenkins, Jira, Trello, Bitbucket, Zoho Desk, MailerLite, Stripe, LemonSqueezy, Paytm, WeWeb, Make.com, Zapier, GitHub Copilot, Bolt.new, Antigrative, Google AI Studio, Claude, Firecrawl</w:t>
       </w:r>
       <w:r>
         <w:rPr>
@@ -587,7 +511,25 @@
           <w:szCs w:val="24"/>
           <w:rtl w:val="0"/>
         </w:rPr>
-        <w:t xml:space="preserve">Software Engineer               </w:t>
+        <w:t xml:space="preserve">Software Engineer </w:t>
+      </w:r>
+      <w:r>
+        <w:rPr>
+          <w:rFonts w:ascii="Calibri" w:cs="Calibri" w:eastAsia="Calibri" w:hAnsi="Calibri"/>
+          <w:sz w:val="20"/>
+          <w:szCs w:val="20"/>
+          <w:rtl w:val="0"/>
+        </w:rPr>
+        <w:t xml:space="preserve">(Contractual)</w:t>
+      </w:r>
+      <w:r>
+        <w:rPr>
+          <w:rFonts w:ascii="Calibri" w:cs="Calibri" w:eastAsia="Calibri" w:hAnsi="Calibri"/>
+          <w:sz w:val="24"/>
+          <w:szCs w:val="24"/>
+          <w:rtl w:val="0"/>
+        </w:rPr>
+        <w:t xml:space="preserve">               </w:t>
       </w:r>
       <w:r>
         <w:rPr>
@@ -1170,8 +1112,8 @@
       <w:pPr>
         <w:rPr>
           <w:rFonts w:ascii="Calibri" w:cs="Calibri" w:eastAsia="Calibri" w:hAnsi="Calibri"/>
-          <w:sz w:val="24"/>
-          <w:szCs w:val="24"/>
+          <w:sz w:val="20"/>
+          <w:szCs w:val="20"/>
         </w:rPr>
       </w:pPr>
       <w:r>
@@ -1192,7 +1134,16 @@
           <w:szCs w:val="24"/>
           <w:rtl w:val="0"/>
         </w:rPr>
-        <w:t xml:space="preserve">Support Mentor (Voluntary)</w:t>
+        <w:t xml:space="preserve">Support Mentor </w:t>
+      </w:r>
+      <w:r>
+        <w:rPr>
+          <w:rFonts w:ascii="Calibri" w:cs="Calibri" w:eastAsia="Calibri" w:hAnsi="Calibri"/>
+          <w:sz w:val="20"/>
+          <w:szCs w:val="20"/>
+          <w:rtl w:val="0"/>
+        </w:rPr>
+        <w:t xml:space="preserve">(Voluntary)</w:t>
       </w:r>
     </w:p>
     <w:p>
